--- a/lessons/3-4-catchup/homework.docx
+++ b/lessons/3-4-catchup/homework.docx
@@ -12,7 +12,7 @@
           <w:b/>
           <w:bCs/>
         </w:rPr>
-        <w:t xml:space="preserve">3.1–3.3 Catch-Up — Homework</w:t>
+        <w:t xml:space="preserve">3.1 · 3.3 · 3.4 Catch-Up — Homework</w:t>
       </w:r>
     </w:p>
     <w:p>
@@ -80,7 +80,7 @@
         <w:spacing w:after="60" w:before="0"/>
       </w:pPr>
       <w:r>
-        <w:t xml:space="preserve">Content: I can show I am caught up on Lessons 3.1–3.3 by using each lesson's big idea in mixed practice.</w:t>
+        <w:t xml:space="preserve">Content: I can show I am caught up on Lessons 3.1 · 3.3 · 3.4 by using each lesson's big idea in mixed practice.</w:t>
       </w:r>
     </w:p>
     <w:p>
@@ -88,7 +88,7 @@
         <w:spacing w:after="60" w:before="0"/>
       </w:pPr>
       <w:r>
-        <w:t xml:space="preserve">Language: I can explain which lesson's big idea I used and how, using key vocabulary from Lessons 3.1–3.3.</w:t>
+        <w:t xml:space="preserve">Language: I can explain which lesson's big idea I used and how, using key vocabulary from Lessons 3.1 · 3.3 · 3.4.</w:t>
       </w:r>
     </w:p>
     <w:p>
@@ -255,7 +255,7 @@
                     </pic:cNvPicPr>
                   </pic:nvPicPr>
                   <pic:blipFill>
-                    <a:blip r:embed="rId7" cstate="none"/>
+                    <a:blip r:embed="rId8" cstate="none"/>
                     <a:srcRect/>
                     <a:stretch>
                       <a:fillRect/>
@@ -287,10 +287,10 @@
           <w:b/>
           <w:bCs/>
         </w:rPr>
-        <w:t xml:space="preserve">Ratio Tables (Tablas de razones)</w:t>
-      </w:r>
-      <w:r>
-        <w:t xml:space="preserve"> — Tables that organize pairs of equivalent ratios.</w:t>
+        <w:t xml:space="preserve">Comparison (Comparación)</w:t>
+      </w:r>
+      <w:r>
+        <w:t xml:space="preserve"> — Looking at two or more amounts to see how they are related.</w:t>
       </w:r>
     </w:p>
     <w:p>
@@ -350,10 +350,10 @@
           <w:b/>
           <w:bCs/>
         </w:rPr>
-        <w:t xml:space="preserve">Ratio table (Tabla de razones)</w:t>
-      </w:r>
-      <w:r>
-        <w:t xml:space="preserve"> — A table of equal ratios that shows a pattern.</w:t>
+        <w:t xml:space="preserve">Part-to-part (Parte a parte)</w:t>
+      </w:r>
+      <w:r>
+        <w:t xml:space="preserve"> — A ratio comparing one part of a group to another part.</w:t>
       </w:r>
     </w:p>
     <w:p>
@@ -413,10 +413,73 @@
           <w:b/>
           <w:bCs/>
         </w:rPr>
-        <w:t xml:space="preserve">Graph Ratio Tables (Representar tablas de razones en una gráfica)</w:t>
-      </w:r>
-      <w:r>
-        <w:t xml:space="preserve"> — Plot the paired values from a ratio table as ordered pairs.</w:t>
+        <w:t xml:space="preserve">Part-to-whole (Parte a todo)</w:t>
+      </w:r>
+      <w:r>
+        <w:t xml:space="preserve"> — A ratio comparing one part to the whole group.</w:t>
+      </w:r>
+    </w:p>
+    <w:p>
+      <w:pPr>
+        <w:keepNext/>
+        <w:spacing w:after="20" w:before="80"/>
+        <w:jc w:val="center"/>
+      </w:pPr>
+      <w:r>
+        <w:drawing>
+          <wp:inline distT="0" distB="0" distL="0" distR="0">
+            <wp:extent cx="1047750" cy="790575"/>
+            <wp:effectExtent t="0" r="0" b="0" l="0"/>
+            <wp:docPr id="1" name="" descr="" title=""/>
+            <wp:cNvGraphicFramePr>
+              <a:graphicFrameLocks xmlns:a="http://schemas.openxmlformats.org/drawingml/2006/main" noChangeAspect="1"/>
+            </wp:cNvGraphicFramePr>
+            <a:graphic xmlns:a="http://schemas.openxmlformats.org/drawingml/2006/main">
+              <a:graphicData uri="http://schemas.openxmlformats.org/drawingml/2006/picture">
+                <pic:pic xmlns:pic="http://schemas.openxmlformats.org/drawingml/2006/picture">
+                  <pic:nvPicPr>
+                    <pic:cNvPr id="0" name="" descr=""/>
+                    <pic:cNvPicPr>
+                      <a:picLocks noChangeAspect="1" noChangeArrowheads="1"/>
+                    </pic:cNvPicPr>
+                  </pic:nvPicPr>
+                  <pic:blipFill>
+                    <a:blip r:embed="rId8" cstate="none"/>
+                    <a:srcRect/>
+                    <a:stretch>
+                      <a:fillRect/>
+                    </a:stretch>
+                  </pic:blipFill>
+                  <pic:spPr bwMode="auto">
+                    <a:xfrm>
+                      <a:off x="0" y="0"/>
+                      <a:ext cx="1047750" cy="790575"/>
+                    </a:xfrm>
+                    <a:prstGeom prst="rect">
+                      <a:avLst/>
+                    </a:prstGeom>
+                  </pic:spPr>
+                </pic:pic>
+              </a:graphicData>
+            </a:graphic>
+          </wp:inline>
+        </w:drawing>
+      </w:r>
+    </w:p>
+    <w:p>
+      <w:pPr>
+        <w:keepNext/>
+        <w:spacing w:after="120"/>
+      </w:pPr>
+      <w:r>
+        <w:rPr>
+          <w:b/>
+          <w:bCs/>
+        </w:rPr>
+        <w:t xml:space="preserve">Colon notation (Notación con dos puntos)</w:t>
+      </w:r>
+      <w:r>
+        <w:t xml:space="preserve"> — Writing a ratio with two dots between the numbers, like 3:2.</w:t>
       </w:r>
     </w:p>
     <w:p>
@@ -476,73 +539,10 @@
           <w:b/>
           <w:bCs/>
         </w:rPr>
-        <w:t xml:space="preserve">Coordinate plane (Plano cartesiano)</w:t>
-      </w:r>
-      <w:r>
-        <w:t xml:space="preserve"> — A grid with a line going across and a line going up to plot points.</w:t>
-      </w:r>
-    </w:p>
-    <w:p>
-      <w:pPr>
-        <w:keepNext/>
-        <w:spacing w:after="20" w:before="80"/>
-        <w:jc w:val="center"/>
-      </w:pPr>
-      <w:r>
-        <w:drawing>
-          <wp:inline distT="0" distB="0" distL="0" distR="0">
-            <wp:extent cx="1047750" cy="790575"/>
-            <wp:effectExtent t="0" r="0" b="0" l="0"/>
-            <wp:docPr id="1" name="" descr="" title=""/>
-            <wp:cNvGraphicFramePr>
-              <a:graphicFrameLocks xmlns:a="http://schemas.openxmlformats.org/drawingml/2006/main" noChangeAspect="1"/>
-            </wp:cNvGraphicFramePr>
-            <a:graphic xmlns:a="http://schemas.openxmlformats.org/drawingml/2006/main">
-              <a:graphicData uri="http://schemas.openxmlformats.org/drawingml/2006/picture">
-                <pic:pic xmlns:pic="http://schemas.openxmlformats.org/drawingml/2006/picture">
-                  <pic:nvPicPr>
-                    <pic:cNvPr id="0" name="" descr=""/>
-                    <pic:cNvPicPr>
-                      <a:picLocks noChangeAspect="1" noChangeArrowheads="1"/>
-                    </pic:cNvPicPr>
-                  </pic:nvPicPr>
-                  <pic:blipFill>
-                    <a:blip r:embed="rId8" cstate="none"/>
-                    <a:srcRect/>
-                    <a:stretch>
-                      <a:fillRect/>
-                    </a:stretch>
-                  </pic:blipFill>
-                  <pic:spPr bwMode="auto">
-                    <a:xfrm>
-                      <a:off x="0" y="0"/>
-                      <a:ext cx="1047750" cy="790575"/>
-                    </a:xfrm>
-                    <a:prstGeom prst="rect">
-                      <a:avLst/>
-                    </a:prstGeom>
-                  </pic:spPr>
-                </pic:pic>
-              </a:graphicData>
-            </a:graphic>
-          </wp:inline>
-        </w:drawing>
-      </w:r>
-    </w:p>
-    <w:p>
-      <w:pPr>
-        <w:keepNext/>
-        <w:spacing w:after="120"/>
-      </w:pPr>
-      <w:r>
-        <w:rPr>
-          <w:b/>
-          <w:bCs/>
-        </w:rPr>
-        <w:t xml:space="preserve">Comparison (Comparación)</w:t>
-      </w:r>
-      <w:r>
-        <w:t xml:space="preserve"> — Looking at two or more amounts to see how they are related.</w:t>
+        <w:t xml:space="preserve">Tape diagram (Diagrama de cintas)</w:t>
+      </w:r>
+      <w:r>
+        <w:t xml:space="preserve"> — A bar cut into equal parts that shows how two amounts in a ratio compare, and how they make up the whole.</w:t>
       </w:r>
     </w:p>
     <w:p>
@@ -602,10 +602,73 @@
           <w:b/>
           <w:bCs/>
         </w:rPr>
-        <w:t xml:space="preserve">Equivalent ratio (Razón equivalente)</w:t>
-      </w:r>
-      <w:r>
-        <w:t xml:space="preserve"> — Two ratios that mean the same thing, like 1:2 and 2:4.</w:t>
+        <w:t xml:space="preserve">Double number line (Recta numérica doble)</w:t>
+      </w:r>
+      <w:r>
+        <w:t xml:space="preserve"> — Two number lines lined up so matching tick marks show the two quantities in a ratio at the same time.</w:t>
+      </w:r>
+    </w:p>
+    <w:p>
+      <w:pPr>
+        <w:keepNext/>
+        <w:spacing w:after="20" w:before="80"/>
+        <w:jc w:val="center"/>
+      </w:pPr>
+      <w:r>
+        <w:drawing>
+          <wp:inline distT="0" distB="0" distL="0" distR="0">
+            <wp:extent cx="1047750" cy="790575"/>
+            <wp:effectExtent t="0" r="0" b="0" l="0"/>
+            <wp:docPr id="1" name="" descr="" title=""/>
+            <wp:cNvGraphicFramePr>
+              <a:graphicFrameLocks xmlns:a="http://schemas.openxmlformats.org/drawingml/2006/main" noChangeAspect="1"/>
+            </wp:cNvGraphicFramePr>
+            <a:graphic xmlns:a="http://schemas.openxmlformats.org/drawingml/2006/main">
+              <a:graphicData uri="http://schemas.openxmlformats.org/drawingml/2006/picture">
+                <pic:pic xmlns:pic="http://schemas.openxmlformats.org/drawingml/2006/picture">
+                  <pic:nvPicPr>
+                    <pic:cNvPr id="0" name="" descr=""/>
+                    <pic:cNvPicPr>
+                      <a:picLocks noChangeAspect="1" noChangeArrowheads="1"/>
+                    </pic:cNvPicPr>
+                  </pic:nvPicPr>
+                  <pic:blipFill>
+                    <a:blip r:embed="rId7" cstate="none"/>
+                    <a:srcRect/>
+                    <a:stretch>
+                      <a:fillRect/>
+                    </a:stretch>
+                  </pic:blipFill>
+                  <pic:spPr bwMode="auto">
+                    <a:xfrm>
+                      <a:off x="0" y="0"/>
+                      <a:ext cx="1047750" cy="790575"/>
+                    </a:xfrm>
+                    <a:prstGeom prst="rect">
+                      <a:avLst/>
+                    </a:prstGeom>
+                  </pic:spPr>
+                </pic:pic>
+              </a:graphicData>
+            </a:graphic>
+          </wp:inline>
+        </w:drawing>
+      </w:r>
+    </w:p>
+    <w:p>
+      <w:pPr>
+        <w:keepNext/>
+        <w:spacing w:after="120"/>
+      </w:pPr>
+      <w:r>
+        <w:rPr>
+          <w:b/>
+          <w:bCs/>
+        </w:rPr>
+        <w:t xml:space="preserve">Ratio Tables (Tablas de razones)</w:t>
+      </w:r>
+      <w:r>
+        <w:t xml:space="preserve"> — Tables that organize pairs of equivalent ratios.</w:t>
       </w:r>
     </w:p>
     <w:p>
@@ -665,6 +728,258 @@
           <w:b/>
           <w:bCs/>
         </w:rPr>
+        <w:t xml:space="preserve">Graph Ratio Tables (Representar tablas de razones en una gráfica)</w:t>
+      </w:r>
+      <w:r>
+        <w:t xml:space="preserve"> — Plot the paired values from a ratio table as ordered pairs.</w:t>
+      </w:r>
+    </w:p>
+    <w:p>
+      <w:pPr>
+        <w:keepNext/>
+        <w:spacing w:after="20" w:before="80"/>
+        <w:jc w:val="center"/>
+      </w:pPr>
+      <w:r>
+        <w:drawing>
+          <wp:inline distT="0" distB="0" distL="0" distR="0">
+            <wp:extent cx="1047750" cy="790575"/>
+            <wp:effectExtent t="0" r="0" b="0" l="0"/>
+            <wp:docPr id="1" name="" descr="" title=""/>
+            <wp:cNvGraphicFramePr>
+              <a:graphicFrameLocks xmlns:a="http://schemas.openxmlformats.org/drawingml/2006/main" noChangeAspect="1"/>
+            </wp:cNvGraphicFramePr>
+            <a:graphic xmlns:a="http://schemas.openxmlformats.org/drawingml/2006/main">
+              <a:graphicData uri="http://schemas.openxmlformats.org/drawingml/2006/picture">
+                <pic:pic xmlns:pic="http://schemas.openxmlformats.org/drawingml/2006/picture">
+                  <pic:nvPicPr>
+                    <pic:cNvPr id="0" name="" descr=""/>
+                    <pic:cNvPicPr>
+                      <a:picLocks noChangeAspect="1" noChangeArrowheads="1"/>
+                    </pic:cNvPicPr>
+                  </pic:nvPicPr>
+                  <pic:blipFill>
+                    <a:blip r:embed="rId14" cstate="none"/>
+                    <a:srcRect/>
+                    <a:stretch>
+                      <a:fillRect/>
+                    </a:stretch>
+                  </pic:blipFill>
+                  <pic:spPr bwMode="auto">
+                    <a:xfrm>
+                      <a:off x="0" y="0"/>
+                      <a:ext cx="1047750" cy="790575"/>
+                    </a:xfrm>
+                    <a:prstGeom prst="rect">
+                      <a:avLst/>
+                    </a:prstGeom>
+                  </pic:spPr>
+                </pic:pic>
+              </a:graphicData>
+            </a:graphic>
+          </wp:inline>
+        </w:drawing>
+      </w:r>
+    </w:p>
+    <w:p>
+      <w:pPr>
+        <w:keepNext/>
+        <w:spacing w:after="120"/>
+      </w:pPr>
+      <w:r>
+        <w:rPr>
+          <w:b/>
+          <w:bCs/>
+        </w:rPr>
+        <w:t xml:space="preserve">Ratio table (Tabla de razones)</w:t>
+      </w:r>
+      <w:r>
+        <w:t xml:space="preserve"> — A table of equal ratios that shows a pattern.</w:t>
+      </w:r>
+    </w:p>
+    <w:p>
+      <w:pPr>
+        <w:keepNext/>
+        <w:spacing w:after="20" w:before="80"/>
+        <w:jc w:val="center"/>
+      </w:pPr>
+      <w:r>
+        <w:drawing>
+          <wp:inline distT="0" distB="0" distL="0" distR="0">
+            <wp:extent cx="1047750" cy="790575"/>
+            <wp:effectExtent t="0" r="0" b="0" l="0"/>
+            <wp:docPr id="1" name="" descr="" title=""/>
+            <wp:cNvGraphicFramePr>
+              <a:graphicFrameLocks xmlns:a="http://schemas.openxmlformats.org/drawingml/2006/main" noChangeAspect="1"/>
+            </wp:cNvGraphicFramePr>
+            <a:graphic xmlns:a="http://schemas.openxmlformats.org/drawingml/2006/main">
+              <a:graphicData uri="http://schemas.openxmlformats.org/drawingml/2006/picture">
+                <pic:pic xmlns:pic="http://schemas.openxmlformats.org/drawingml/2006/picture">
+                  <pic:nvPicPr>
+                    <pic:cNvPr id="0" name="" descr=""/>
+                    <pic:cNvPicPr>
+                      <a:picLocks noChangeAspect="1" noChangeArrowheads="1"/>
+                    </pic:cNvPicPr>
+                  </pic:nvPicPr>
+                  <pic:blipFill>
+                    <a:blip r:embed="rId15" cstate="none"/>
+                    <a:srcRect/>
+                    <a:stretch>
+                      <a:fillRect/>
+                    </a:stretch>
+                  </pic:blipFill>
+                  <pic:spPr bwMode="auto">
+                    <a:xfrm>
+                      <a:off x="0" y="0"/>
+                      <a:ext cx="1047750" cy="790575"/>
+                    </a:xfrm>
+                    <a:prstGeom prst="rect">
+                      <a:avLst/>
+                    </a:prstGeom>
+                  </pic:spPr>
+                </pic:pic>
+              </a:graphicData>
+            </a:graphic>
+          </wp:inline>
+        </w:drawing>
+      </w:r>
+    </w:p>
+    <w:p>
+      <w:pPr>
+        <w:keepNext/>
+        <w:spacing w:after="120"/>
+      </w:pPr>
+      <w:r>
+        <w:rPr>
+          <w:b/>
+          <w:bCs/>
+        </w:rPr>
+        <w:t xml:space="preserve">Coordinate plane (Plano cartesiano)</w:t>
+      </w:r>
+      <w:r>
+        <w:t xml:space="preserve"> — A grid with a line going across and a line going up to plot points.</w:t>
+      </w:r>
+    </w:p>
+    <w:p>
+      <w:pPr>
+        <w:keepNext/>
+        <w:spacing w:after="20" w:before="80"/>
+        <w:jc w:val="center"/>
+      </w:pPr>
+      <w:r>
+        <w:drawing>
+          <wp:inline distT="0" distB="0" distL="0" distR="0">
+            <wp:extent cx="1047750" cy="790575"/>
+            <wp:effectExtent t="0" r="0" b="0" l="0"/>
+            <wp:docPr id="1" name="" descr="" title=""/>
+            <wp:cNvGraphicFramePr>
+              <a:graphicFrameLocks xmlns:a="http://schemas.openxmlformats.org/drawingml/2006/main" noChangeAspect="1"/>
+            </wp:cNvGraphicFramePr>
+            <a:graphic xmlns:a="http://schemas.openxmlformats.org/drawingml/2006/main">
+              <a:graphicData uri="http://schemas.openxmlformats.org/drawingml/2006/picture">
+                <pic:pic xmlns:pic="http://schemas.openxmlformats.org/drawingml/2006/picture">
+                  <pic:nvPicPr>
+                    <pic:cNvPr id="0" name="" descr=""/>
+                    <pic:cNvPicPr>
+                      <a:picLocks noChangeAspect="1" noChangeArrowheads="1"/>
+                    </pic:cNvPicPr>
+                  </pic:nvPicPr>
+                  <pic:blipFill>
+                    <a:blip r:embed="rId16" cstate="none"/>
+                    <a:srcRect/>
+                    <a:stretch>
+                      <a:fillRect/>
+                    </a:stretch>
+                  </pic:blipFill>
+                  <pic:spPr bwMode="auto">
+                    <a:xfrm>
+                      <a:off x="0" y="0"/>
+                      <a:ext cx="1047750" cy="790575"/>
+                    </a:xfrm>
+                    <a:prstGeom prst="rect">
+                      <a:avLst/>
+                    </a:prstGeom>
+                  </pic:spPr>
+                </pic:pic>
+              </a:graphicData>
+            </a:graphic>
+          </wp:inline>
+        </w:drawing>
+      </w:r>
+    </w:p>
+    <w:p>
+      <w:pPr>
+        <w:keepNext/>
+        <w:spacing w:after="120"/>
+      </w:pPr>
+      <w:r>
+        <w:rPr>
+          <w:b/>
+          <w:bCs/>
+        </w:rPr>
+        <w:t xml:space="preserve">Equivalent ratio (Razón equivalente)</w:t>
+      </w:r>
+      <w:r>
+        <w:t xml:space="preserve"> — Two ratios that mean the same thing, like 1:2 and 2:4.</w:t>
+      </w:r>
+    </w:p>
+    <w:p>
+      <w:pPr>
+        <w:keepNext/>
+        <w:spacing w:after="20" w:before="80"/>
+        <w:jc w:val="center"/>
+      </w:pPr>
+      <w:r>
+        <w:drawing>
+          <wp:inline distT="0" distB="0" distL="0" distR="0">
+            <wp:extent cx="1047750" cy="790575"/>
+            <wp:effectExtent t="0" r="0" b="0" l="0"/>
+            <wp:docPr id="1" name="" descr="" title=""/>
+            <wp:cNvGraphicFramePr>
+              <a:graphicFrameLocks xmlns:a="http://schemas.openxmlformats.org/drawingml/2006/main" noChangeAspect="1"/>
+            </wp:cNvGraphicFramePr>
+            <a:graphic xmlns:a="http://schemas.openxmlformats.org/drawingml/2006/main">
+              <a:graphicData uri="http://schemas.openxmlformats.org/drawingml/2006/picture">
+                <pic:pic xmlns:pic="http://schemas.openxmlformats.org/drawingml/2006/picture">
+                  <pic:nvPicPr>
+                    <pic:cNvPr id="0" name="" descr=""/>
+                    <pic:cNvPicPr>
+                      <a:picLocks noChangeAspect="1" noChangeArrowheads="1"/>
+                    </pic:cNvPicPr>
+                  </pic:nvPicPr>
+                  <pic:blipFill>
+                    <a:blip r:embed="rId17" cstate="none"/>
+                    <a:srcRect/>
+                    <a:stretch>
+                      <a:fillRect/>
+                    </a:stretch>
+                  </pic:blipFill>
+                  <pic:spPr bwMode="auto">
+                    <a:xfrm>
+                      <a:off x="0" y="0"/>
+                      <a:ext cx="1047750" cy="790575"/>
+                    </a:xfrm>
+                    <a:prstGeom prst="rect">
+                      <a:avLst/>
+                    </a:prstGeom>
+                  </pic:spPr>
+                </pic:pic>
+              </a:graphicData>
+            </a:graphic>
+          </wp:inline>
+        </w:drawing>
+      </w:r>
+    </w:p>
+    <w:p>
+      <w:pPr>
+        <w:keepNext/>
+        <w:spacing w:after="120"/>
+      </w:pPr>
+      <w:r>
+        <w:rPr>
+          <w:b/>
+          <w:bCs/>
+        </w:rPr>
         <w:t xml:space="preserve">Ordered pair (Par ordenado)</w:t>
       </w:r>
       <w:r>
@@ -925,7 +1240,7 @@
           <w:b/>
           <w:bCs/>
         </w:rPr>
-        <w:t xml:space="preserve">5. (Lesson 3.2) In a ratio table, the ratio of sugar to butter is 3:2. If you use 12 cups of sugar, how many cups of butter do you need?</w:t>
+        <w:t xml:space="preserve">5. (Lesson 3.3) In a ratio table, the ratio of sugar to butter is 3:2. If you use 12 cups of sugar, how many cups of butter do you need?</w:t>
       </w:r>
     </w:p>
     <w:p>
@@ -980,7 +1295,7 @@
           <w:b/>
           <w:bCs/>
         </w:rPr>
-        <w:t xml:space="preserve">6. (Lesson 3.2) A ratio table shows 5:8, 10:16, 15:24. What scale factor was used from the first row to the third row?</w:t>
+        <w:t xml:space="preserve">6. (Lesson 3.3) A ratio table shows 5:8, 10:16, 15:24. What scale factor was used from the first row to the third row?</w:t>
       </w:r>
     </w:p>
     <w:p>
@@ -1035,7 +1350,7 @@
           <w:b/>
           <w:bCs/>
         </w:rPr>
-        <w:t xml:space="preserve">7. (Lesson 3.3) Points from a ratio table are plotted at (1, 4), (2, 8), and (3, 12). What is the ratio of y to x for each point?</w:t>
+        <w:t xml:space="preserve">7. (Lesson 3.4) Points from a ratio table are plotted at (1, 4), (2, 8), and (3, 12). What is the ratio of y to x for each point?</w:t>
       </w:r>
     </w:p>
     <w:p>
@@ -1090,7 +1405,7 @@
           <w:b/>
           <w:bCs/>
         </w:rPr>
-        <w:t xml:space="preserve">8. (Lesson 3.3) Two students graph ratio tables. Student A plots (1,2), (2,4), (3,6). Student B plots (1,3), (2,6), (3,9). Whose line is steeper?</w:t>
+        <w:t xml:space="preserve">8. (Lesson 3.4) Two students graph ratio tables. Student A plots (1,2), (2,4), (3,6). Student B plots (1,3), (2,6), (3,9). Whose line is steeper?</w:t>
       </w:r>
     </w:p>
     <w:p>
@@ -1200,7 +1515,7 @@
           <w:b/>
           <w:bCs/>
         </w:rPr>
-        <w:t xml:space="preserve">10. (Lesson 3.2) The food truck sells tacos at a steady rate: 2 tacos cost $5. At that rate, how much do 6 tacos cost?</w:t>
+        <w:t xml:space="preserve">10. (Lesson 3.3) The food truck sells tacos at a steady rate: 2 tacos cost $5. At that rate, how much do 6 tacos cost?</w:t>
       </w:r>
     </w:p>
     <w:p>
